--- a/examples/Rmd/doc/2-R-Basics.docx
+++ b/examples/Rmd/doc/2-R-Basics.docx
@@ -3495,7 +3495,7 @@
               <a:graphicData uri="http://schemas.openxmlformats.org/drawingml/2006/picture">
                 <pic:pic>
                   <pic:nvPicPr>
-                    <pic:cNvPr descr="/home/gpca/datamining/examples/Rmd/doc/2-R-Basics_files/figure-docx/unnamed-chunk-33-1.png" id="40" name="Picture"/>
+                    <pic:cNvPr descr="C:/Git/eogasawara/datamining/examples/Rmd/doc/2-R-Basics_files/figure-docx/unnamed-chunk-33-1.png" id="40" name="Picture"/>
                     <pic:cNvPicPr>
                       <a:picLocks noChangeArrowheads="1" noChangeAspect="1"/>
                     </pic:cNvPicPr>
@@ -3587,7 +3587,7 @@
               <a:graphicData uri="http://schemas.openxmlformats.org/drawingml/2006/picture">
                 <pic:pic>
                   <pic:nvPicPr>
-                    <pic:cNvPr descr="/home/gpca/datamining/examples/Rmd/doc/2-R-Basics_files/figure-docx/unnamed-chunk-34-1.png" id="44" name="Picture"/>
+                    <pic:cNvPr descr="C:/Git/eogasawara/datamining/examples/Rmd/doc/2-R-Basics_files/figure-docx/unnamed-chunk-34-1.png" id="44" name="Picture"/>
                     <pic:cNvPicPr>
                       <a:picLocks noChangeArrowheads="1" noChangeAspect="1"/>
                     </pic:cNvPicPr>
@@ -3823,7 +3823,7 @@
               <a:graphicData uri="http://schemas.openxmlformats.org/drawingml/2006/picture">
                 <pic:pic>
                   <pic:nvPicPr>
-                    <pic:cNvPr descr="/home/gpca/datamining/examples/Rmd/doc/2-R-Basics_files/figure-docx/unnamed-chunk-35-1.png" id="48" name="Picture"/>
+                    <pic:cNvPr descr="C:/Git/eogasawara/datamining/examples/Rmd/doc/2-R-Basics_files/figure-docx/unnamed-chunk-35-1.png" id="48" name="Picture"/>
                     <pic:cNvPicPr>
                       <a:picLocks noChangeArrowheads="1" noChangeAspect="1"/>
                     </pic:cNvPicPr>
@@ -5518,13 +5518,7 @@
         <w:t xml:space="preserve"> </w:t>
       </w:r>
       <w:r>
-        <w:t xml:space="preserve">“</w:t>
-      </w:r>
-      <w:r>
-        <w:t xml:space="preserve">objects</w:t>
-      </w:r>
-      <w:r>
-        <w:t xml:space="preserve">”</w:t>
+        <w:t xml:space="preserve">“objects”</w:t>
       </w:r>
     </w:p>
     <w:p>
@@ -9831,7 +9825,7 @@
         <w:rPr>
           <w:rStyle w:val="VerbatimChar"/>
         </w:rPr>
-        <w:t xml:space="preserve">## Time difference of 0.001963615 secs</w:t>
+        <w:t xml:space="preserve">## Time difference of 0.003771067 secs</w:t>
       </w:r>
     </w:p>
     <w:p>
@@ -10167,7 +10161,7 @@
         <w:rPr>
           <w:rStyle w:val="VerbatimChar"/>
         </w:rPr>
-        <w:t xml:space="preserve">## Time difference of 7.399405 secs</w:t>
+        <w:t xml:space="preserve">## Time difference of 14.59449 secs</w:t>
       </w:r>
     </w:p>
     <w:bookmarkEnd w:id="73"/>
@@ -10598,7 +10592,7 @@
         <w:rPr>
           <w:rStyle w:val="VerbatimChar"/>
         </w:rPr>
-        <w:t xml:space="preserve">## Time difference of 0.2869551 secs</w:t>
+        <w:t xml:space="preserve">## Time difference of 0.3294239 secs</w:t>
       </w:r>
     </w:p>
     <w:bookmarkEnd w:id="74"/>
@@ -13359,7 +13353,11 @@
       </w:r>
     </w:p>
     <w:bookmarkEnd w:id="84"/>
-    <w:sectPr/>
+    <w:sectPr>
+      <w:footnotePr>
+        <w:numRestart w:val="eachSect"/>
+      </w:footnotePr>
+    </w:sectPr>
   </w:body>
 </w:document>
 </file>
@@ -13531,8 +13529,6 @@
     </w:pPr>
     <w:rPr>
       <w:rFonts w:asciiTheme="majorHAnsi" w:cstheme="majorBidi" w:eastAsiaTheme="majorEastAsia" w:hAnsiTheme="majorHAnsi"/>
-      <w:spacing w:val="-10"/>
-      <w:kern w:val="28"/>
       <w:sz w:val="56"/>
       <w:szCs w:val="56"/>
     </w:rPr>
@@ -13545,15 +13541,13 @@
     <w:rsid w:val="00A10FD9"/>
     <w:rPr>
       <w:rFonts w:asciiTheme="majorHAnsi" w:cstheme="majorBidi" w:eastAsiaTheme="majorEastAsia" w:hAnsiTheme="majorHAnsi"/>
-      <w:spacing w:val="-10"/>
-      <w:kern w:val="28"/>
       <w:sz w:val="56"/>
       <w:szCs w:val="56"/>
     </w:rPr>
   </w:style>
   <w:style w:styleId="Subtitle" w:type="paragraph">
     <w:name w:val="Subtitle"/>
-    <w:basedOn w:val="Normal"/>
+    <w:basedOn w:val="Title"/>
     <w:next w:val="BodyText"/>
     <w:link w:val="SubtitleChar"/>
     <w:uiPriority w:val="11"/>
@@ -13566,7 +13560,6 @@
     </w:pPr>
     <w:rPr>
       <w:rFonts w:cstheme="majorBidi" w:eastAsiaTheme="majorEastAsia"/>
-      <w:color w:themeColor="text1" w:themeTint="A6" w:val="595959"/>
       <w:spacing w:val="15"/>
       <w:sz w:val="28"/>
       <w:szCs w:val="28"/>
@@ -13588,23 +13581,31 @@
   </w:style>
   <w:style w:customStyle="1" w:styleId="Author" w:type="paragraph">
     <w:name w:val="Author"/>
+    <w:basedOn w:val="Title"/>
     <w:next w:val="BodyText"/>
     <w:qFormat/>
     <w:pPr>
       <w:keepNext/>
       <w:keepLines/>
-      <w:jc w:val="center"/>
     </w:pPr>
+    <w:rPr>
+      <w:sz w:val="24"/>
+      <w:szCs w:val="24"/>
+    </w:rPr>
   </w:style>
   <w:style w:styleId="Date" w:type="paragraph">
     <w:name w:val="Date"/>
+    <w:basedOn w:val="Title"/>
     <w:next w:val="BodyText"/>
     <w:qFormat/>
     <w:pPr>
       <w:keepNext/>
       <w:keepLines/>
-      <w:jc w:val="center"/>
     </w:pPr>
+    <w:rPr>
+      <w:sz w:val="24"/>
+      <w:szCs w:val="24"/>
+    </w:rPr>
   </w:style>
   <w:style w:customStyle="1" w:styleId="AbstractTitle" w:type="paragraph">
     <w:name w:val="Abstract Title"/>
@@ -13619,7 +13620,6 @@
     </w:pPr>
     <w:rPr>
       <w:b/>
-      <w:color w:val="345A8A"/>
       <w:sz w:val="20"/>
       <w:szCs w:val="20"/>
     </w:rPr>
